--- a/filesystem/Legal/Reyes/intake_memo.docx
+++ b/filesystem/Legal/Reyes/intake_memo.docx
@@ -164,7 +164,7 @@
                 <w:rFonts w:ascii="Georgia" w:hAnsi="Georgia" w:cs="Georgia" w:eastAsia="Georgia"/>
                 <w:sz w:val="21"/>
               </w:rPr>
-              <w:t>Reyes Matter File — H&amp;C Matter No. 2026-0117</w:t>
+              <w:t>Reyes Matter File — H&amp;C Matter No. HC-2026-0087</w:t>
             </w:r>
           </w:p>
         </w:tc>

--- a/filesystem/Legal/Reyes/intake_memo.docx
+++ b/filesystem/Legal/Reyes/intake_memo.docx
@@ -874,7 +874,7 @@
           <w:i w:val="0"/>
           <w:sz w:val="21"/>
         </w:rPr>
-        <w:t>(b) to grant the application on any of four enumerated grounds. Ground (b)(4) — that the claimant was physically or mentally incapacitated during all of the time specified in § 911.2 for presentation of the claim, and by reason of such disability failed to present a claim during that time — is available on these facts given the client's acute TBI, ICU course, induced coma, post-traumatic amnesia, and the pendency of a probate-court temporary conservatorship for a substantial portion of the six-month window. Supporting materials in hand or in progress: (a) the order granting temporary conservatorship on 11/10/2025 and the letters issued to Marisela Reyes; (b) certified copies of the Trauma Center admission, ICU course, and discharge summaries; (c) the Institute's inpatient rehab records and serial neuropsychological testing; (d) a treating-physician capacity letter from Dr. Helena Vasquez-Ortiz, MD (physiatry) to be finalized in April.</w:t>
+        <w:t>(b) to grant the application on any of six enumerated grounds. Ground (b)(4) — that the claimant was physically or mentally incapacitated during all of the time specified in § 911.2 for presentation of the claim, and by reason of such disability failed to present a claim during that time — is available on these facts given the client's acute TBI, ICU course, induced coma, post-traumatic amnesia, and the pendency of a probate-court temporary conservatorship for a substantial portion of the six-month window. Supporting materials in hand or in progress: (a) the order granting temporary conservatorship on 11/10/2025 and the letters issued to Marisela Reyes; (b) certified copies of the Trauma Center admission, ICU course, and discharge summaries; (c) the Institute's inpatient rehab records and serial neuropsychological testing; (d) a treating-physician capacity letter from Dr. Helena Vasquez-Ortiz, MD (physiatry) to be finalized in April.</w:t>
       </w:r>
     </w:p>
     <w:p>

--- a/filesystem/Legal/Reyes/intake_memo.docx
+++ b/filesystem/Legal/Reyes/intake_memo.docx
@@ -1017,6 +1017,7 @@
                 <w:b/>
                 <w:sz w:val="18"/>
                 <w:caps w:val="true"/>
+                <w:color w:val="FFFFFF"/>
                 <w:spacing w:val="140"/>
               </w:rPr>
               <w:t>Role</w:t>
@@ -1047,6 +1048,7 @@
                 <w:b/>
                 <w:sz w:val="18"/>
                 <w:caps w:val="true"/>
+                <w:color w:val="FFFFFF"/>
                 <w:spacing w:val="140"/>
               </w:rPr>
               <w:t>Attorney/Staff</w:t>

--- a/filesystem/Legal/Reyes/intake_memo.docx
+++ b/filesystem/Legal/Reyes/intake_memo.docx
@@ -457,7 +457,7 @@
           <w:rFonts w:ascii="Georgia" w:hAnsi="Georgia" w:cs="Georgia" w:eastAsia="Georgia"/>
           <w:sz w:val="21"/>
         </w:rPr>
-        <w:t>The client is currently in her sixth week of outpatient rehabilitation at the Alder Creek Neuro-Rehabilitation Institute (4501 Recovery Parkway, Rivergate). Her acute-care admission at Rivergate Regional Trauma Center ran from 10/18/2025 through 12/22/2025, at which point she stepped down to the Institute's inpatient program; she transitioned to outpatient status in early February 2026. Present cognitive functioning: on the client interview conducted 03/05/2026 (partner Halstead and associate Ruiz-Kim present), Ms. Reyes was oriented ×3, tracked the discussion, described the retainer terms back to counsel accurately, asked appropriate questions about fees and the litigation timeline, and executed the retainer without prompting. Her sister was present as a supportive third party but did not sign for the client. The temporary conservatorship petitioned by Ms. Reyes's sister on 10/28/2025 and granted 11/10/2025 was TERMINATED by order of the probate court on 02/05/2026 following the treating physiatrist's certification of restored capacity. The client is therefore, in counsel's judgment as of the intake meeting, cognitively capable of instructing counsel and of executing an enforceable retainer.</w:t>
+        <w:t>The client is currently in her eleventh week of inpatient rehabilitation at the Alder Creek Neuro-Rehabilitation Institute (4501 Recovery Parkway, Rivergate). Her acute-care admission at Rivergate Regional Trauma Center ran from 10/18/2025 through 12/22/2025, at which point she stepped down to the Institute's inpatient program, where she remains pending an anticipated discharge to outpatient status in early April 2026. Present cognitive functioning: on the client interview conducted 03/05/2026 (partner Halstead and associate Ruiz-Kim present), Ms. Reyes was oriented ×3, tracked the discussion, described the retainer terms back to counsel accurately, asked appropriate questions about fees and the litigation timeline, and executed the retainer without prompting. Her sister was present as a supportive third party but did not sign for the client. The temporary conservatorship petitioned by Ms. Reyes's sister on 10/28/2025 and granted 11/10/2025 was TERMINATED by order of the probate court on 02/05/2026 following the treating physiatrist's certification of restored capacity. The client is therefore, in counsel's judgment as of the intake meeting, cognitively capable of instructing counsel and of executing an enforceable retainer.</w:t>
       </w:r>
     </w:p>
     <w:p>
@@ -665,7 +665,7 @@
           <w:i w:val="0"/>
           <w:sz w:val="21"/>
         </w:rPr>
-        <w:t>Per Rivergate Regional Trauma Center admission (Dr. Priya Ramaswamy, MD) and course-of-care summaries (Dr. Andrew Steinbach, MD): diffuse axonal injury (TBI), unstable pelvic ring fracture, bilateral lower-extremity fractures, thoracic contusions, and post-traumatic amnesia. The client was airlifted, intubated, and placed in a medically induced coma during the first 72 hours; she remained an ICU inpatient for the balance of the acute-care admission (through 12/22/2025), stepped down to inpatient rehab at the Alder Creek Neuro-Rehabilitation Institute, and transitioned to outpatient rehab in early February. Serial neuropsychological evaluation (Dr. Marcus Vandenberg, PhD, ABPP-CN, evaluation of 02/03/2026) documents steady, one-directional cognitive recovery from the acute phase. She has not returned to work and, per treating physiatry, is not expected to return to her pre-incident occupation.</w:t>
+        <w:t>Per Rivergate Regional Trauma Center admission (Dr. Priya Ramaswamy, MD) and course-of-care summaries (Dr. Andrew Steinbach, MD): diffuse axonal injury (TBI), unstable pelvic ring fracture, bilateral lower-extremity fractures, thoracic contusions, and post-traumatic amnesia. The client was airlifted, intubated, and placed in a medically induced coma during the first 72 hours; she remained an ICU inpatient for the balance of the acute-care admission (through 12/22/2025), stepped down to inpatient rehab at the Alder Creek Neuro-Rehabilitation Institute, where she remains as an inpatient pending an anticipated discharge to outpatient status in early April 2026. Serial neuropsychological evaluation (Dr. Marcus Vandenberg, PhD, ABPP-CN, evaluation of 02/03/2026) documents steady, one-directional cognitive recovery from the acute phase. She has not returned to work and, per treating physiatry, is not expected to return to her pre-incident occupation.</w:t>
       </w:r>
     </w:p>
     <w:p>

--- a/filesystem/Legal/Reyes/intake_memo.docx
+++ b/filesystem/Legal/Reyes/intake_memo.docx
@@ -457,7 +457,7 @@
           <w:rFonts w:ascii="Georgia" w:hAnsi="Georgia" w:cs="Georgia" w:eastAsia="Georgia"/>
           <w:sz w:val="21"/>
         </w:rPr>
-        <w:t>The client is currently in her sixth week of outpatient rehabilitation at the Alder Creek Neuro-Rehabilitation Institute (4501 Recovery Parkway, Rivergate). Her acute-care admission at Rivergate Regional Trauma Center ran from 10/18/2025 through 12/22/2025, at which point she stepped down to the Institute's inpatient program; she transitioned to outpatient status in early February 2026. Present cognitive functioning: on the client interview conducted 03/05/2026 (partner Halstead and associate Ruiz-Kim present), Ms. Reyes was oriented ×3, tracked the discussion, described the retainer terms back to counsel accurately, asked appropriate questions about fees and the litigation timeline, and executed the retainer without prompting. Her sister was present as a supportive third party but did not sign for the client. The temporary conservatorship petitioned by Ms. Reyes's sister on 10/28/2025 and granted 11/10/2025 was TERMINATED by order of the probate court on 02/05/2026 following the treating physiatrist's certification of restored capacity. The client is therefore, in counsel's judgment as of the intake meeting, cognitively capable of instructing counsel and of executing an enforceable retainer.</w:t>
+        <w:t>The client is currently in her eleventh week of inpatient rehabilitation at the Alder Creek Neuro-Rehabilitation Institute (4501 Recovery Parkway, Rivergate). Her acute-care admission at Rivergate Regional Trauma Center ran from 10/18/2025 through 12/22/2025, at which point she stepped down to the Institute's inpatient program, where she remains, with discharge to outpatient status anticipated in early April 2026. Present cognitive functioning: on the client interview conducted 03/05/2026 (partner Halstead and associate Ruiz-Kim present), Ms. Reyes was oriented ×3, tracked the discussion, described the retainer terms back to counsel accurately, asked appropriate questions about fees and the litigation timeline, and executed the retainer without prompting. Her sister was present as a supportive third party but did not sign for the client. The temporary conservatorship petitioned by Ms. Reyes's sister on 10/28/2025 and granted 11/10/2025 was TERMINATED by order of the probate court on 02/05/2026 following the treating physiatrist's certification of restored capacity. The client is therefore, in counsel's judgment as of the intake meeting, cognitively capable of instructing counsel and of executing an enforceable retainer.</w:t>
       </w:r>
     </w:p>
     <w:p>
@@ -665,7 +665,7 @@
           <w:i w:val="0"/>
           <w:sz w:val="21"/>
         </w:rPr>
-        <w:t>Per Rivergate Regional Trauma Center admission (Dr. Priya Ramaswamy, MD) and course-of-care summaries (Dr. Andrew Steinbach, MD): diffuse axonal injury (TBI), unstable pelvic ring fracture, bilateral lower-extremity fractures, thoracic contusions, and post-traumatic amnesia. The client was airlifted, intubated, and placed in a medically induced coma during the first 72 hours; she remained an ICU inpatient for the balance of the acute-care admission (through 12/22/2025), stepped down to inpatient rehab at the Alder Creek Neuro-Rehabilitation Institute, and transitioned to outpatient rehab in early February. Serial neuropsychological evaluation (Dr. Marcus Vandenberg, PhD, ABPP-CN, evaluation of 02/03/2026) documents steady, one-directional cognitive recovery from the acute phase. She has not returned to work and, per treating physiatry, is not expected to return to her pre-incident occupation.</w:t>
+        <w:t>Per Rivergate Regional Trauma Center admission (Dr. Priya Ramaswamy, MD) and course-of-care summaries (Dr. Andrew Steinbach, MD): diffuse axonal injury (TBI), unstable pelvic ring fracture, bilateral lower-extremity fractures, thoracic contusions, and post-traumatic amnesia. The client was airlifted, intubated, and placed in a medically induced coma during the first 72 hours; she remained an ICU inpatient for the balance of the acute-care admission (through 12/22/2025), stepped down to inpatient rehab at the Alder Creek Neuro-Rehabilitation Institute, and remains an inpatient there as of this memo, with discharge to outpatient care anticipated in early April. Serial neuropsychological evaluation (Dr. Marcus Vandenberg, PhD, ABPP-CN, evaluation of 02/03/2026) documents steady, one-directional cognitive recovery from the acute phase. She has not returned to work and, per treating physiatry, is not expected to return to her pre-incident occupation.</w:t>
       </w:r>
     </w:p>
     <w:p>

--- a/filesystem/Legal/Reyes/intake_memo.docx
+++ b/filesystem/Legal/Reyes/intake_memo.docx
@@ -1018,6 +1018,7 @@
                 <w:sz w:val="18"/>
                 <w:caps w:val="true"/>
                 <w:spacing w:val="140"/>
+                <w:color w:val="FFFFFF"/>
               </w:rPr>
               <w:t>Role</w:t>
             </w:r>
@@ -1048,6 +1049,7 @@
                 <w:sz w:val="18"/>
                 <w:caps w:val="true"/>
                 <w:spacing w:val="140"/>
+                <w:color w:val="FFFFFF"/>
               </w:rPr>
               <w:t>Attorney/Staff</w:t>
             </w:r>

--- a/filesystem/Legal/Reyes/intake_memo.docx
+++ b/filesystem/Legal/Reyes/intake_memo.docx
@@ -578,7 +578,7 @@
           <w:i/>
           <w:sz w:val="21"/>
         </w:rPr>
-        <w:t>Course and scope. Respondeat superior looks solid. Keeler was on shift as an ACTD bus operator (clock-in 10/17/2025 at 10:00 p.m. per the pullout/duty roster), operating an ACTD-owned Owl-service bus, on the fixed route to which he was bid and assigned (Owl Route 512; block ID 512-OWL). We anticipate the District will attempt to characterize the overnight run as "off-book" — there is at least one early-morning email from overnight Dispatch Supervisor Wesley Tran that uses that language — but the official Route 512 run schedule and the AVL/GPS breadcrumb should place Keeler on the assigned block within the assigned service window. Under Gov. Code § 815.2, vicarious liability against the District should attach.</w:t>
+        <w:t>Course and scope. Keeler was on shift as an ACTD bus operator (clock-in 10/17/2025 at 10:00 p.m. per the pullout/duty roster), operating an ACTD-owned Owl-service bus, on the fixed route to which he was bid and assigned (Owl Route 512; block ID 512-OWL). We anticipate the District will attempt to characterize the overnight run as "off-book" — there is at least one early-morning email from overnight Dispatch Supervisor Wesley Tran that uses that language — but the official Route 512 run schedule and the AVL/GPS breadcrumb should place Keeler on the assigned block within the assigned service window; that comparison will determine whether vicarious liability against the District attaches under Gov. Code § 815.2.</w:t>
       </w:r>
       <w:r>
         <w:rPr>

--- a/filesystem/Legal/Reyes/intake_memo.docx
+++ b/filesystem/Legal/Reyes/intake_memo.docx
@@ -95,7 +95,7 @@
     </w:p>
     <w:tbl>
       <w:tblPr>
-        <w:tblW w:type="auto" w:w="0"/>
+        <w:tblW w:type="dxa" w:w="8928"/>
         <w:tblLayout w:type="fixed"/>
         <w:tblLook w:firstColumn="1" w:firstRow="1" w:lastColumn="0" w:lastRow="0" w:noHBand="0" w:noVBand="1" w:val="04A0"/>
         <w:jc w:val="center"/>
@@ -109,13 +109,13 @@
         </w:tblBorders>
       </w:tblPr>
       <w:tblGrid>
-        <w:gridCol w:w="1728"/>
-        <w:gridCol w:w="7632"/>
+        <w:gridCol w:w="1648"/>
+        <w:gridCol w:w="7280"/>
       </w:tblGrid>
       <w:tr>
         <w:tc>
           <w:tcPr>
-            <w:tcW w:type="dxa" w:w="1944"/>
+            <w:tcW w:type="dxa" w:w="1648"/>
             <w:vAlign w:val="top"/>
             <w:tcMar>
               <w:top w:w="60" w:type="dxa"/>
@@ -143,7 +143,7 @@
         </w:tc>
         <w:tc>
           <w:tcPr>
-            <w:tcW w:type="dxa" w:w="7200"/>
+            <w:tcW w:type="dxa" w:w="7280"/>
             <w:vAlign w:val="top"/>
             <w:tcMar>
               <w:top w:w="60" w:type="dxa"/>
@@ -172,7 +172,7 @@
       <w:tr>
         <w:tc>
           <w:tcPr>
-            <w:tcW w:type="dxa" w:w="1944"/>
+            <w:tcW w:type="dxa" w:w="1648"/>
             <w:vAlign w:val="top"/>
             <w:tcMar>
               <w:top w:w="60" w:type="dxa"/>
@@ -200,7 +200,7 @@
         </w:tc>
         <w:tc>
           <w:tcPr>
-            <w:tcW w:type="dxa" w:w="7200"/>
+            <w:tcW w:type="dxa" w:w="7280"/>
             <w:vAlign w:val="top"/>
             <w:tcMar>
               <w:top w:w="60" w:type="dxa"/>
@@ -229,7 +229,7 @@
       <w:tr>
         <w:tc>
           <w:tcPr>
-            <w:tcW w:type="dxa" w:w="1944"/>
+            <w:tcW w:type="dxa" w:w="1648"/>
             <w:vAlign w:val="top"/>
             <w:tcMar>
               <w:top w:w="60" w:type="dxa"/>
@@ -257,7 +257,7 @@
         </w:tc>
         <w:tc>
           <w:tcPr>
-            <w:tcW w:type="dxa" w:w="7200"/>
+            <w:tcW w:type="dxa" w:w="7280"/>
             <w:vAlign w:val="top"/>
             <w:tcMar>
               <w:top w:w="60" w:type="dxa"/>
@@ -286,7 +286,7 @@
       <w:tr>
         <w:tc>
           <w:tcPr>
-            <w:tcW w:type="dxa" w:w="1944"/>
+            <w:tcW w:type="dxa" w:w="1648"/>
             <w:vAlign w:val="top"/>
             <w:tcMar>
               <w:top w:w="60" w:type="dxa"/>
@@ -314,7 +314,7 @@
         </w:tc>
         <w:tc>
           <w:tcPr>
-            <w:tcW w:type="dxa" w:w="7200"/>
+            <w:tcW w:type="dxa" w:w="7280"/>
             <w:vAlign w:val="top"/>
             <w:tcMar>
               <w:top w:w="60" w:type="dxa"/>
@@ -343,7 +343,7 @@
       <w:tr>
         <w:tc>
           <w:tcPr>
-            <w:tcW w:type="dxa" w:w="1944"/>
+            <w:tcW w:type="dxa" w:w="1648"/>
             <w:vAlign w:val="top"/>
             <w:tcMar>
               <w:top w:w="60" w:type="dxa"/>
@@ -371,7 +371,7 @@
         </w:tc>
         <w:tc>
           <w:tcPr>
-            <w:tcW w:type="dxa" w:w="7200"/>
+            <w:tcW w:type="dxa" w:w="7280"/>
             <w:vAlign w:val="top"/>
             <w:tcMar>
               <w:top w:w="60" w:type="dxa"/>
@@ -975,7 +975,7 @@
     <w:tbl>
       <w:tblPr>
         <w:tblStyle w:val="TableGrid"/>
-        <w:tblW w:type="auto" w:w="0"/>
+        <w:tblW w:type="dxa" w:w="8928"/>
         <w:tblLayout w:type="fixed"/>
         <w:tblLook w:firstColumn="1" w:firstRow="1" w:lastColumn="0" w:lastRow="0" w:noHBand="0" w:noVBand="1" w:val="04A0"/>
         <w:jc w:val="center"/>
@@ -989,13 +989,13 @@
         </w:tblBorders>
       </w:tblPr>
       <w:tblGrid>
-        <w:gridCol w:w="5472"/>
-        <w:gridCol w:w="3888"/>
+        <w:gridCol w:w="5219"/>
+        <w:gridCol w:w="3709"/>
       </w:tblGrid>
       <w:tr>
         <w:tc>
           <w:tcPr>
-            <w:tcW w:type="dxa" w:w="4320"/>
+            <w:tcW w:type="dxa" w:w="5219"/>
             <w:shd w:val="clear" w:color="auto" w:fill="141A2E"/>
             <w:tcMar>
               <w:top w:w="120" w:type="dxa"/>
@@ -1026,7 +1026,7 @@
         </w:tc>
         <w:tc>
           <w:tcPr>
-            <w:tcW w:type="dxa" w:w="4824"/>
+            <w:tcW w:type="dxa" w:w="3709"/>
             <w:shd w:val="clear" w:color="auto" w:fill="141A2E"/>
             <w:tcMar>
               <w:top w:w="120" w:type="dxa"/>
@@ -1059,7 +1059,7 @@
       <w:tr>
         <w:tc>
           <w:tcPr>
-            <w:tcW w:type="dxa" w:w="4320"/>
+            <w:tcW w:type="dxa" w:w="5219"/>
             <w:shd w:val="clear" w:color="auto" w:fill="F4F6FA"/>
             <w:tcMar>
               <w:top w:w="110" w:type="dxa"/>
@@ -1084,7 +1084,7 @@
         </w:tc>
         <w:tc>
           <w:tcPr>
-            <w:tcW w:type="dxa" w:w="4824"/>
+            <w:tcW w:type="dxa" w:w="3709"/>
             <w:shd w:val="clear" w:color="auto" w:fill="F4F6FA"/>
             <w:tcMar>
               <w:top w:w="110" w:type="dxa"/>
@@ -1110,7 +1110,7 @@
       <w:tr>
         <w:tc>
           <w:tcPr>
-            <w:tcW w:type="dxa" w:w="4320"/>
+            <w:tcW w:type="dxa" w:w="5219"/>
             <w:shd w:val="clear" w:color="auto" w:fill="FFFFFF"/>
             <w:tcMar>
               <w:top w:w="110" w:type="dxa"/>
@@ -1135,7 +1135,7 @@
         </w:tc>
         <w:tc>
           <w:tcPr>
-            <w:tcW w:type="dxa" w:w="4824"/>
+            <w:tcW w:type="dxa" w:w="3709"/>
             <w:shd w:val="clear" w:color="auto" w:fill="FFFFFF"/>
             <w:tcMar>
               <w:top w:w="110" w:type="dxa"/>
@@ -1161,7 +1161,7 @@
       <w:tr>
         <w:tc>
           <w:tcPr>
-            <w:tcW w:type="dxa" w:w="4320"/>
+            <w:tcW w:type="dxa" w:w="5219"/>
             <w:shd w:val="clear" w:color="auto" w:fill="F4F6FA"/>
             <w:tcMar>
               <w:top w:w="110" w:type="dxa"/>
@@ -1186,7 +1186,7 @@
         </w:tc>
         <w:tc>
           <w:tcPr>
-            <w:tcW w:type="dxa" w:w="4824"/>
+            <w:tcW w:type="dxa" w:w="3709"/>
             <w:shd w:val="clear" w:color="auto" w:fill="F4F6FA"/>
             <w:tcMar>
               <w:top w:w="110" w:type="dxa"/>
@@ -1212,7 +1212,7 @@
       <w:tr>
         <w:tc>
           <w:tcPr>
-            <w:tcW w:type="dxa" w:w="4320"/>
+            <w:tcW w:type="dxa" w:w="5219"/>
             <w:shd w:val="clear" w:color="auto" w:fill="FFFFFF"/>
             <w:tcMar>
               <w:top w:w="110" w:type="dxa"/>
@@ -1237,7 +1237,7 @@
         </w:tc>
         <w:tc>
           <w:tcPr>
-            <w:tcW w:type="dxa" w:w="4824"/>
+            <w:tcW w:type="dxa" w:w="3709"/>
             <w:shd w:val="clear" w:color="auto" w:fill="FFFFFF"/>
             <w:tcMar>
               <w:top w:w="110" w:type="dxa"/>
@@ -1263,7 +1263,7 @@
       <w:tr>
         <w:tc>
           <w:tcPr>
-            <w:tcW w:type="dxa" w:w="4320"/>
+            <w:tcW w:type="dxa" w:w="5219"/>
             <w:shd w:val="clear" w:color="auto" w:fill="F4F6FA"/>
             <w:tcMar>
               <w:top w:w="110" w:type="dxa"/>
@@ -1288,7 +1288,7 @@
         </w:tc>
         <w:tc>
           <w:tcPr>
-            <w:tcW w:type="dxa" w:w="4824"/>
+            <w:tcW w:type="dxa" w:w="3709"/>
             <w:shd w:val="clear" w:color="auto" w:fill="F4F6FA"/>
             <w:tcMar>
               <w:top w:w="110" w:type="dxa"/>
@@ -1314,7 +1314,7 @@
       <w:tr>
         <w:tc>
           <w:tcPr>
-            <w:tcW w:type="dxa" w:w="4320"/>
+            <w:tcW w:type="dxa" w:w="5219"/>
             <w:shd w:val="clear" w:color="auto" w:fill="FFFFFF"/>
             <w:tcMar>
               <w:top w:w="110" w:type="dxa"/>
@@ -1339,7 +1339,7 @@
         </w:tc>
         <w:tc>
           <w:tcPr>
-            <w:tcW w:type="dxa" w:w="4824"/>
+            <w:tcW w:type="dxa" w:w="3709"/>
             <w:shd w:val="clear" w:color="auto" w:fill="FFFFFF"/>
             <w:tcMar>
               <w:top w:w="110" w:type="dxa"/>
@@ -1365,7 +1365,7 @@
       <w:tr>
         <w:tc>
           <w:tcPr>
-            <w:tcW w:type="dxa" w:w="4320"/>
+            <w:tcW w:type="dxa" w:w="5219"/>
             <w:shd w:val="clear" w:color="auto" w:fill="F4F6FA"/>
             <w:tcMar>
               <w:top w:w="110" w:type="dxa"/>
@@ -1390,7 +1390,7 @@
         </w:tc>
         <w:tc>
           <w:tcPr>
-            <w:tcW w:type="dxa" w:w="4824"/>
+            <w:tcW w:type="dxa" w:w="3709"/>
             <w:shd w:val="clear" w:color="auto" w:fill="F4F6FA"/>
             <w:tcMar>
               <w:top w:w="110" w:type="dxa"/>

--- a/filesystem/Legal/Reyes/intake_memo.docx
+++ b/filesystem/Legal/Reyes/intake_memo.docx
@@ -578,7 +578,7 @@
           <w:i/>
           <w:sz w:val="21"/>
         </w:rPr>
-        <w:t>Course and scope. Respondeat superior looks solid. Keeler was on shift as an ACTD bus operator (clock-in 10/17/2025 at 10:00 p.m. per the pullout/duty roster), operating an ACTD-owned Owl-service bus, on the fixed route to which he was bid and assigned (Owl Route 512; block ID 512-OWL). We anticipate the District will attempt to characterize the overnight run as "off-book" — there is at least one early-morning email from overnight Dispatch Supervisor Wesley Tran that uses that language — but the official Route 512 run schedule and the AVL/GPS breadcrumb should place Keeler on the assigned block within the assigned service window. Under Gov. Code § 815.2, vicarious liability against the District should attach.</w:t>
+        <w:t>Course and scope. Keeler was on shift as an ACTD bus operator (clock-in 10/17/2025 at 10:00 p.m. per the pullout/duty roster), operating an ACTD-owned Owl-service bus, on the fixed route to which he was bid and assigned (Owl Route 512; block ID 512-OWL).</w:t>
       </w:r>
       <w:r>
         <w:rPr>
@@ -951,7 +951,7 @@
           <w:rFonts w:ascii="Georgia" w:hAnsi="Georgia" w:cs="Georgia" w:eastAsia="Georgia"/>
           <w:sz w:val="21"/>
         </w:rPr>
-        <w:t>Calendaring: MatterHub deadlines module (A62) to reflect (a) internal presentation target 05/01/2026; (b) § 911.4 outer limit 10/19/2026; (c) any Board deemed-denial and § 946.6 downstream dates to be added upon filing. Partner Halstead to confirm all entries at the 03/16/2026 case-management meeting.</w:t>
+        <w:t>Calendaring: MatterHub deadlines module to reflect (a) internal presentation target 05/01/2026; (b) § 911.4 outer limit 10/19/2026; (c) any Board deemed-denial and § 946.6 downstream dates to be added upon filing. Partner Halstead to confirm all entries at the 03/16/2026 case-management meeting.</w:t>
       </w:r>
     </w:p>
     <w:p>

--- a/filesystem/Legal/Reyes/intake_memo.docx
+++ b/filesystem/Legal/Reyes/intake_memo.docx
@@ -879,6 +879,28 @@
     </w:p>
     <w:p>
       <w:pPr>
+        <w:spacing w:before="0" w:after="160" w:line="317" w:lineRule="auto"/>
+        <w:jc w:val="both"/>
+      </w:pPr>
+      <w:r>
+        <w:rPr>
+          <w:rFonts w:ascii="Georgia" w:hAnsi="Georgia"/>
+          <w:i/>
+          <w:sz w:val="21"/>
+        </w:rPr>
+        <w:t xml:space="preserve">Partial-incapacity ground under § 911.6(b)(5). </w:t>
+      </w:r>
+      <w:r>
+        <w:rPr>
+          <w:rFonts w:ascii="Georgia" w:hAnsi="Georgia"/>
+          <w:i w:val="0"/>
+          <w:sz w:val="21"/>
+        </w:rPr>
+        <w:t>A partial-incapacity ground is also technically available under this subsection (incapacity during any part of the presentation window, application filed within six months of capacity being restored or one year from accrual, whichever is earlier), and does not on its face appear time-barred on these facts. The firm does not intend to rely on it as a primary ground, however: the client’s capacity was restored 02/05/2026, more than ten weeks before the presentation window closed, and this firm was retained 03/05/2026 with 46 days still remaining on the window. Courts have found that a claimant’s demonstrated ability to retain counsel within the presentation period undercuts a finding that incapacity was the operative cause of the delay in presenting a claim. See Harrison v. County of Del Norte (1985) 168 Cal.App.3d 1. The same causation gap that limits an excusable-neglect argument under (b)(1) likely limits reliance on (b)(5) here.</w:t>
+      </w:r>
+    </w:p>
+    <w:p>
+      <w:pPr>
         <w:spacing w:before="320" w:after="160" w:line="240" w:lineRule="auto"/>
         <w:pBdr>
           <w:top w:val="single" w:sz="14" w:space="8" w:color="8B1A1A"/>

--- a/filesystem/Legal/Reyes/intake_memo.docx
+++ b/filesystem/Legal/Reyes/intake_memo.docx
@@ -1039,6 +1039,7 @@
                 <w:b/>
                 <w:sz w:val="18"/>
                 <w:caps w:val="true"/>
+                <w:color w:val="FFFFFF"/>
                 <w:spacing w:val="140"/>
               </w:rPr>
               <w:t>Role</w:t>
@@ -1069,6 +1070,7 @@
                 <w:b/>
                 <w:sz w:val="18"/>
                 <w:caps w:val="true"/>
+                <w:color w:val="FFFFFF"/>
                 <w:spacing w:val="140"/>
               </w:rPr>
               <w:t>Attorney/Staff</w:t>

--- a/filesystem/Legal/Reyes/intake_memo.docx
+++ b/filesystem/Legal/Reyes/intake_memo.docx
@@ -879,28 +879,6 @@
     </w:p>
     <w:p>
       <w:pPr>
-        <w:spacing w:before="0" w:after="160" w:line="317" w:lineRule="auto"/>
-        <w:jc w:val="both"/>
-      </w:pPr>
-      <w:r>
-        <w:rPr>
-          <w:rFonts w:ascii="Georgia" w:hAnsi="Georgia"/>
-          <w:i/>
-          <w:sz w:val="21"/>
-        </w:rPr>
-        <w:t xml:space="preserve">Partial-incapacity ground under § 911.6(b)(5). </w:t>
-      </w:r>
-      <w:r>
-        <w:rPr>
-          <w:rFonts w:ascii="Georgia" w:hAnsi="Georgia"/>
-          <w:i w:val="0"/>
-          <w:sz w:val="21"/>
-        </w:rPr>
-        <w:t>A partial-incapacity ground is also technically available under this subsection (incapacity during any part of the presentation window, application filed within six months of capacity being restored or one year from accrual, whichever is earlier), and does not on its face appear time-barred on these facts. The firm does not intend to rely on it as a primary ground, however: the client’s capacity was restored 02/05/2026, more than ten weeks before the presentation window closed, and this firm was retained 03/05/2026 with 46 days still remaining on the window. Courts have found that a claimant’s demonstrated ability to retain counsel within the presentation period undercuts a finding that incapacity was the operative cause of the delay in presenting a claim. See Harrison v. County of Del Norte (1985) 168 Cal.App.3d 1. The same causation gap that limits an excusable-neglect argument under (b)(1) likely limits reliance on (b)(5) here.</w:t>
-      </w:r>
-    </w:p>
-    <w:p>
-      <w:pPr>
         <w:spacing w:before="320" w:after="160" w:line="240" w:lineRule="auto"/>
         <w:pBdr>
           <w:top w:val="single" w:sz="14" w:space="8" w:color="8B1A1A"/>

--- a/filesystem/Legal/Reyes/intake_memo.docx
+++ b/filesystem/Legal/Reyes/intake_memo.docx
@@ -819,7 +819,7 @@
       <w:r>
         <w:rPr>
           <w:rFonts w:ascii="Georgia" w:hAnsi="Georgia" w:cs="Georgia" w:eastAsia="Georgia"/>
-          <w:b/>
+          <w:b w:val="0"/>
           <w:i w:val="0"/>
           <w:sz w:val="21"/>
         </w:rPr>
@@ -833,48 +833,6 @@
           <w:sz w:val="21"/>
         </w:rPr>
         <w:t>. As of the date of this memo, no claim has been presented on behalf of Ms. Reyes.</w:t>
-      </w:r>
-    </w:p>
-    <w:p>
-      <w:pPr>
-        <w:spacing w:after="160" w:before="0" w:line="317" w:lineRule="auto"/>
-        <w:jc w:val="both"/>
-      </w:pPr>
-      <w:r>
-        <w:rPr>
-          <w:rFonts w:ascii="Georgia" w:hAnsi="Georgia" w:cs="Georgia" w:eastAsia="Georgia"/>
-          <w:b w:val="0"/>
-          <w:i/>
-          <w:sz w:val="21"/>
-        </w:rPr>
-        <w:t xml:space="preserve">Incapacity ground under § 911.6(b)(4). </w:t>
-      </w:r>
-      <w:r>
-        <w:rPr>
-          <w:rFonts w:ascii="Georgia" w:hAnsi="Georgia" w:cs="Georgia" w:eastAsia="Georgia"/>
-          <w:b w:val="0"/>
-          <w:i w:val="0"/>
-          <w:sz w:val="21"/>
-        </w:rPr>
-        <w:t xml:space="preserve">Where a timely claim is not presented, an application for leave to present a late claim may be made under Gov. Code § 911.4, and the Board is directed by Gov. Code § </w:t>
-      </w:r>
-      <w:r>
-        <w:rPr>
-          <w:rFonts w:ascii="Georgia" w:hAnsi="Georgia" w:cs="Georgia" w:eastAsia="Georgia"/>
-          <w:b/>
-          <w:i w:val="0"/>
-          <w:sz w:val="21"/>
-        </w:rPr>
-        <w:t>911.6</w:t>
-      </w:r>
-      <w:r>
-        <w:rPr>
-          <w:rFonts w:ascii="Georgia" w:hAnsi="Georgia" w:cs="Georgia" w:eastAsia="Georgia"/>
-          <w:b w:val="0"/>
-          <w:i w:val="0"/>
-          <w:sz w:val="21"/>
-        </w:rPr>
-        <w:t>(b) to grant the application on any of six enumerated grounds. Ground (b)(4) — that the claimant was physically or mentally incapacitated during all of the time specified in § 911.2 for presentation of the claim, and by reason of such disability failed to present a claim during that time — is available on these facts given the client's acute TBI, ICU course, induced coma, post-traumatic amnesia, and the pendency of a probate-court temporary conservatorship for a substantial portion of the six-month window. Supporting materials in hand or in progress: (a) the order granting temporary conservatorship on 11/10/2025 and the letters issued to Marisela Reyes; (b) certified copies of the Trauma Center admission, ICU course, and discharge summaries; (c) the Institute's inpatient rehab records and serial neuropsychological testing; (d) a treating-physician capacity letter from Dr. Helena Vasquez-Ortiz, MD (physiatry) to be finalized in April.</w:t>
       </w:r>
     </w:p>
     <w:p>
@@ -912,7 +870,7 @@
       <w:r>
         <w:rPr>
           <w:rFonts w:ascii="Georgia" w:hAnsi="Georgia" w:cs="Georgia" w:eastAsia="Georgia"/>
-          <w:b/>
+          <w:b w:val="0"/>
           <w:i w:val="0"/>
           <w:sz w:val="22"/>
         </w:rPr>

--- a/filesystem/Legal/Reyes/intake_memo.docx
+++ b/filesystem/Legal/Reyes/intake_memo.docx
@@ -896,19 +896,6 @@
           <w:rFonts w:ascii="Georgia" w:hAnsi="Georgia" w:cs="Georgia" w:eastAsia="Georgia"/>
           <w:sz w:val="21"/>
         </w:rPr>
-        <w:t>Rationale in support of this scheduling choice: (i) the § 911.6(b)(4) application is materially strengthened by a records package that documents the full acute-through-rehab course as a single, continuous narrative rather than a partial submission built on the acute-care record alone; (ii) the treating-physician capacity letter from Dr. Vasquez-Ortiz will be more persuasive once she has reviewed the completed February neuropsychological battery; (iii) the Institute's discharge/transition-to-outpatient documentation is expected to be finalized and released in mid-April; (iv) a single, well-supported package presented under the § 911.4 late-claim procedure is preferable, in the firm's judgment, to a bare § 910 filing amended later. Under this schedule the § 911.4 application will be filed within the one-year outer limit of § 911.4, well inside the 10/19/2026 backstop (one year from accrual is 10/18/2026, a Sunday; extended under CCP § 12a).</w:t>
-      </w:r>
-    </w:p>
-    <w:p>
-      <w:pPr>
-        <w:spacing w:after="160" w:before="0" w:line="317" w:lineRule="auto"/>
-        <w:jc w:val="both"/>
-      </w:pPr>
-      <w:r>
-        <w:rPr>
-          <w:rFonts w:ascii="Georgia" w:hAnsi="Georgia" w:cs="Georgia" w:eastAsia="Georgia"/>
-          <w:sz w:val="21"/>
-        </w:rPr>
         <w:t>Calendaring: MatterHub deadlines module to reflect (a) internal presentation target 05/01/2026; (b) § 911.4 outer limit 10/19/2026; (c) any Board deemed-denial and § 946.6 downstream dates to be added upon filing. Partner Halstead to confirm all entries at the 03/16/2026 case-management meeting.</w:t>
       </w:r>
     </w:p>
